--- a/DOCUMENTS/deploy/LIGHTSAIL_ENTERPRISE_UPDATE_COMMANDS.docx
+++ b/DOCUMENTS/deploy/LIGHTSAIL_ENTERPRISE_UPDATE_COMMANDS.docx
@@ -422,20 +422,6 @@
       </w:r>
     </w:p>
     <w:p>
-      <w:pPr>
-        <w:spacing w:after="20"/>
-      </w:pPr>
-      <w:r>
-        <w:rPr>
-          <w:rFonts w:ascii="Menlo" w:cs="Menlo" w:eastAsia="Menlo" w:hAnsi="Menlo"/>
-          <w:color w:val="111827"/>
-          <w:sz w:val="20"/>
-          <w:szCs w:val="20"/>
-        </w:rPr>
-        <w:t xml:space="preserve">docker compose logs mock-printer --tail 120</w:t>
-      </w:r>
-    </w:p>
-    <w:p>
       <w:r>
         <w:t xml:space="preserve"/>
       </w:r>
@@ -451,7 +437,7 @@
         <w:spacing w:before="180" w:after="80"/>
       </w:pPr>
       <w:r>
-        <w:t xml:space="preserve">Mock printer for network-direct testing on Docker Compose</w:t>
+        <w:t xml:space="preserve">Optional mock printer for isolated network-direct testing</w:t>
       </w:r>
     </w:p>
     <w:p>
@@ -494,21 +480,21 @@
           <w:sz w:val="20"/>
           <w:szCs w:val="20"/>
         </w:rPr>
-        <w:t xml:space="preserve">docker compose up -d --build mock-printer</w:t>
-      </w:r>
-    </w:p>
-    <w:p>
-      <w:pPr>
-        <w:spacing w:after="20"/>
-      </w:pPr>
-      <w:r>
-        <w:rPr>
-          <w:rFonts w:ascii="Menlo" w:cs="Menlo" w:eastAsia="Menlo" w:hAnsi="Menlo"/>
-          <w:color w:val="111827"/>
-          <w:sz w:val="20"/>
-          <w:szCs w:val="20"/>
-        </w:rPr>
-        <w:t xml:space="preserve">docker compose ps mock-printer</w:t>
+        <w:t xml:space="preserve">docker compose -f docker-compose.yml -f docker-compose.mock-printer.yml up -d --build mock-printer</w:t>
+      </w:r>
+    </w:p>
+    <w:p>
+      <w:pPr>
+        <w:spacing w:after="20"/>
+      </w:pPr>
+      <w:r>
+        <w:rPr>
+          <w:rFonts w:ascii="Menlo" w:cs="Menlo" w:eastAsia="Menlo" w:hAnsi="Menlo"/>
+          <w:color w:val="111827"/>
+          <w:sz w:val="20"/>
+          <w:szCs w:val="20"/>
+        </w:rPr>
+        <w:t xml:space="preserve">docker compose -f docker-compose.yml -f docker-compose.mock-printer.yml ps mock-printer</w:t>
       </w:r>
     </w:p>
     <w:p>
@@ -725,7 +711,7 @@
         <w:spacing w:before="180" w:after="80"/>
       </w:pPr>
       <w:r>
-        <w:t xml:space="preserve">Mock printer for network-direct testing on PM2/systemd</w:t>
+        <w:t xml:space="preserve">Optional mock printer for isolated network-direct testing</w:t>
       </w:r>
     </w:p>
     <w:p>
@@ -840,6 +826,402 @@
       </w:pPr>
       <w:r>
         <w:t xml:space="preserve">language: ZPL</w:t>
+      </w:r>
+    </w:p>
+    <w:p>
+      <w:r>
+        <w:t xml:space="preserve"/>
+      </w:r>
+    </w:p>
+    <w:p>
+      <w:pPr>
+        <w:pStyle w:val="Heading3"/>
+        <w:spacing w:before="180" w:after="80"/>
+      </w:pPr>
+      <w:r>
+        <w:t xml:space="preserve">Workstation printers now use the local print agent</w:t>
+      </w:r>
+    </w:p>
+    <w:p>
+      <w:pPr>
+        <w:spacing w:after="80"/>
+      </w:pPr>
+      <w:r>
+        <w:t xml:space="preserve">Run this on the manufacturer workstation, not on Lightsail. The agent now supports the normal OS-managed printer path on macOS, Linux, and Windows.</w:t>
+      </w:r>
+    </w:p>
+    <w:p>
+      <w:r>
+        <w:t xml:space="preserve"/>
+      </w:r>
+    </w:p>
+    <w:p>
+      <w:pPr>
+        <w:spacing w:after="80"/>
+      </w:pPr>
+      <w:r>
+        <w:t xml:space="preserve">macOS or Linux:</w:t>
+      </w:r>
+    </w:p>
+    <w:p>
+      <w:pPr>
+        <w:spacing w:before="140" w:after="60"/>
+      </w:pPr>
+      <w:r>
+        <w:rPr>
+          <w:i/>
+          <w:iCs/>
+          <w:color w:val="6b7280"/>
+          <w:sz w:val="18"/>
+          <w:szCs w:val="18"/>
+        </w:rPr>
+        <w:t xml:space="preserve">BASH code</w:t>
+      </w:r>
+    </w:p>
+    <w:p>
+      <w:pPr>
+        <w:spacing w:after="20"/>
+      </w:pPr>
+      <w:r>
+        <w:rPr>
+          <w:rFonts w:ascii="Menlo" w:cs="Menlo" w:eastAsia="Menlo" w:hAnsi="Menlo"/>
+          <w:color w:val="111827"/>
+          <w:sz w:val="20"/>
+          <w:szCs w:val="20"/>
+        </w:rPr>
+        <w:t xml:space="preserve">cd /path/to/genuine-scan-main/backend</w:t>
+      </w:r>
+    </w:p>
+    <w:p>
+      <w:pPr>
+        <w:spacing w:after="20"/>
+      </w:pPr>
+      <w:r>
+        <w:rPr>
+          <w:rFonts w:ascii="Menlo" w:cs="Menlo" w:eastAsia="Menlo" w:hAnsi="Menlo"/>
+          <w:color w:val="111827"/>
+          <w:sz w:val="20"/>
+          <w:szCs w:val="20"/>
+        </w:rPr>
+        <w:t xml:space="preserve">npm ci</w:t>
+      </w:r>
+    </w:p>
+    <w:p>
+      <w:pPr>
+        <w:spacing w:after="20"/>
+      </w:pPr>
+      <w:r>
+        <w:rPr>
+          <w:rFonts w:ascii="Menlo" w:cs="Menlo" w:eastAsia="Menlo" w:hAnsi="Menlo"/>
+          <w:color w:val="111827"/>
+          <w:sz w:val="20"/>
+          <w:szCs w:val="20"/>
+        </w:rPr>
+        <w:t xml:space="preserve">npm run build</w:t>
+      </w:r>
+    </w:p>
+    <w:p>
+      <w:pPr>
+        <w:spacing w:after="20"/>
+      </w:pPr>
+      <w:r>
+        <w:rPr>
+          <w:rFonts w:ascii="Menlo" w:cs="Menlo" w:eastAsia="Menlo" w:hAnsi="Menlo"/>
+          <w:color w:val="111827"/>
+          <w:sz w:val="20"/>
+          <w:szCs w:val="20"/>
+        </w:rPr>
+        <w:t xml:space="preserve">npm run print:agent:install:macos</w:t>
+      </w:r>
+    </w:p>
+    <w:p>
+      <w:pPr>
+        <w:spacing w:after="20"/>
+      </w:pPr>
+      <w:r>
+        <w:rPr>
+          <w:rFonts w:ascii="Menlo" w:cs="Menlo" w:eastAsia="Menlo" w:hAnsi="Menlo"/>
+          <w:color w:val="111827"/>
+          <w:sz w:val="20"/>
+          <w:szCs w:val="20"/>
+        </w:rPr>
+        <w:t xml:space="preserve"># or:</w:t>
+      </w:r>
+    </w:p>
+    <w:p>
+      <w:pPr>
+        <w:spacing w:after="20"/>
+      </w:pPr>
+      <w:r>
+        <w:rPr>
+          <w:rFonts w:ascii="Menlo" w:cs="Menlo" w:eastAsia="Menlo" w:hAnsi="Menlo"/>
+          <w:color w:val="111827"/>
+          <w:sz w:val="20"/>
+          <w:szCs w:val="20"/>
+        </w:rPr>
+        <w:t xml:space="preserve">npm run print:agent:install:linux</w:t>
+      </w:r>
+    </w:p>
+    <w:p>
+      <w:r>
+        <w:t xml:space="preserve"/>
+      </w:r>
+    </w:p>
+    <w:p>
+      <w:r>
+        <w:t xml:space="preserve"/>
+      </w:r>
+    </w:p>
+    <w:p>
+      <w:pPr>
+        <w:spacing w:after="80"/>
+      </w:pPr>
+      <w:r>
+        <w:t xml:space="preserve">Windows PowerShell:</w:t>
+      </w:r>
+    </w:p>
+    <w:p>
+      <w:pPr>
+        <w:spacing w:before="140" w:after="60"/>
+      </w:pPr>
+      <w:r>
+        <w:rPr>
+          <w:i/>
+          <w:iCs/>
+          <w:color w:val="6b7280"/>
+          <w:sz w:val="18"/>
+          <w:szCs w:val="18"/>
+        </w:rPr>
+        <w:t xml:space="preserve">POWERSHELL code</w:t>
+      </w:r>
+    </w:p>
+    <w:p>
+      <w:pPr>
+        <w:spacing w:after="20"/>
+      </w:pPr>
+      <w:r>
+        <w:rPr>
+          <w:rFonts w:ascii="Menlo" w:cs="Menlo" w:eastAsia="Menlo" w:hAnsi="Menlo"/>
+          <w:color w:val="111827"/>
+          <w:sz w:val="20"/>
+          <w:szCs w:val="20"/>
+        </w:rPr>
+        <w:t xml:space="preserve">cd C:\path\to\genuine-scan-main\backend</w:t>
+      </w:r>
+    </w:p>
+    <w:p>
+      <w:pPr>
+        <w:spacing w:after="20"/>
+      </w:pPr>
+      <w:r>
+        <w:rPr>
+          <w:rFonts w:ascii="Menlo" w:cs="Menlo" w:eastAsia="Menlo" w:hAnsi="Menlo"/>
+          <w:color w:val="111827"/>
+          <w:sz w:val="20"/>
+          <w:szCs w:val="20"/>
+        </w:rPr>
+        <w:t xml:space="preserve">npm ci</w:t>
+      </w:r>
+    </w:p>
+    <w:p>
+      <w:pPr>
+        <w:spacing w:after="20"/>
+      </w:pPr>
+      <w:r>
+        <w:rPr>
+          <w:rFonts w:ascii="Menlo" w:cs="Menlo" w:eastAsia="Menlo" w:hAnsi="Menlo"/>
+          <w:color w:val="111827"/>
+          <w:sz w:val="20"/>
+          <w:szCs w:val="20"/>
+        </w:rPr>
+        <w:t xml:space="preserve">npm run build</w:t>
+      </w:r>
+    </w:p>
+    <w:p>
+      <w:pPr>
+        <w:spacing w:after="20"/>
+      </w:pPr>
+      <w:r>
+        <w:rPr>
+          <w:rFonts w:ascii="Menlo" w:cs="Menlo" w:eastAsia="Menlo" w:hAnsi="Menlo"/>
+          <w:color w:val="111827"/>
+          <w:sz w:val="20"/>
+          <w:szCs w:val="20"/>
+        </w:rPr>
+        <w:t xml:space="preserve">npm run print:agent:install:windows</w:t>
+      </w:r>
+    </w:p>
+    <w:p>
+      <w:r>
+        <w:t xml:space="preserve"/>
+      </w:r>
+    </w:p>
+    <w:p>
+      <w:r>
+        <w:t xml:space="preserve"/>
+      </w:r>
+    </w:p>
+    <w:p>
+      <w:pPr>
+        <w:spacing w:after="80"/>
+      </w:pPr>
+      <w:r>
+        <w:t xml:space="preserve">The browser on that same workstation should then load:</w:t>
+      </w:r>
+    </w:p>
+    <w:p>
+      <w:pPr>
+        <w:spacing w:before="140" w:after="60"/>
+      </w:pPr>
+      <w:r>
+        <w:rPr>
+          <w:i/>
+          <w:iCs/>
+          <w:color w:val="6b7280"/>
+          <w:sz w:val="18"/>
+          <w:szCs w:val="18"/>
+        </w:rPr>
+        <w:t xml:space="preserve">BASH code</w:t>
+      </w:r>
+    </w:p>
+    <w:p>
+      <w:pPr>
+        <w:spacing w:after="20"/>
+      </w:pPr>
+      <w:r>
+        <w:rPr>
+          <w:rFonts w:ascii="Menlo" w:cs="Menlo" w:eastAsia="Menlo" w:hAnsi="Menlo"/>
+          <w:color w:val="111827"/>
+          <w:sz w:val="20"/>
+          <w:szCs w:val="20"/>
+        </w:rPr>
+        <w:t xml:space="preserve">curl -sS http://127.0.0.1:17866/status</w:t>
+      </w:r>
+    </w:p>
+    <w:p>
+      <w:r>
+        <w:t xml:space="preserve"/>
+      </w:r>
+    </w:p>
+    <w:p>
+      <w:r>
+        <w:t xml:space="preserve"/>
+      </w:r>
+    </w:p>
+    <w:p>
+      <w:pPr>
+        <w:spacing w:after="80"/>
+      </w:pPr>
+      <w:r>
+        <w:t xml:space="preserve">Manual developer fallback only:</w:t>
+      </w:r>
+    </w:p>
+    <w:p>
+      <w:pPr>
+        <w:spacing w:before="140" w:after="60"/>
+      </w:pPr>
+      <w:r>
+        <w:rPr>
+          <w:i/>
+          <w:iCs/>
+          <w:color w:val="6b7280"/>
+          <w:sz w:val="18"/>
+          <w:szCs w:val="18"/>
+        </w:rPr>
+        <w:t xml:space="preserve">BASH code</w:t>
+      </w:r>
+    </w:p>
+    <w:p>
+      <w:pPr>
+        <w:spacing w:after="20"/>
+      </w:pPr>
+      <w:r>
+        <w:rPr>
+          <w:rFonts w:ascii="Menlo" w:cs="Menlo" w:eastAsia="Menlo" w:hAnsi="Menlo"/>
+          <w:color w:val="111827"/>
+          <w:sz w:val="20"/>
+          <w:szCs w:val="20"/>
+        </w:rPr>
+        <w:t xml:space="preserve">cd /path/to/genuine-scan-main/backend</w:t>
+      </w:r>
+    </w:p>
+    <w:p>
+      <w:pPr>
+        <w:spacing w:after="20"/>
+      </w:pPr>
+      <w:r>
+        <w:rPr>
+          <w:rFonts w:ascii="Menlo" w:cs="Menlo" w:eastAsia="Menlo" w:hAnsi="Menlo"/>
+          <w:color w:val="111827"/>
+          <w:sz w:val="20"/>
+          <w:szCs w:val="20"/>
+        </w:rPr>
+        <w:t xml:space="preserve">npm run print:agent</w:t>
+      </w:r>
+    </w:p>
+    <w:p>
+      <w:r>
+        <w:t xml:space="preserve"/>
+      </w:r>
+    </w:p>
+    <w:p>
+      <w:r>
+        <w:t xml:space="preserve"/>
+      </w:r>
+    </w:p>
+    <w:p>
+      <w:pPr>
+        <w:spacing w:after="80"/>
+      </w:pPr>
+      <w:r>
+        <w:t xml:space="preserve">Installer assets live in:</w:t>
+      </w:r>
+    </w:p>
+    <w:p>
+      <w:pPr>
+        <w:spacing w:before="140" w:after="60"/>
+      </w:pPr>
+      <w:r>
+        <w:rPr>
+          <w:i/>
+          <w:iCs/>
+          <w:color w:val="6b7280"/>
+          <w:sz w:val="18"/>
+          <w:szCs w:val="18"/>
+        </w:rPr>
+        <w:t xml:space="preserve">TEXT code</w:t>
+      </w:r>
+    </w:p>
+    <w:p>
+      <w:pPr>
+        <w:spacing w:after="20"/>
+      </w:pPr>
+      <w:r>
+        <w:rPr>
+          <w:rFonts w:ascii="Menlo" w:cs="Menlo" w:eastAsia="Menlo" w:hAnsi="Menlo"/>
+          <w:color w:val="111827"/>
+          <w:sz w:val="20"/>
+          <w:szCs w:val="20"/>
+        </w:rPr>
+        <w:t xml:space="preserve">backend/local-print-agent/install/</w:t>
+      </w:r>
+    </w:p>
+    <w:p>
+      <w:r>
+        <w:t xml:space="preserve"/>
+      </w:r>
+    </w:p>
+    <w:p>
+      <w:r>
+        <w:t xml:space="preserve"/>
+      </w:r>
+    </w:p>
+    <w:p>
+      <w:pPr>
+        <w:spacing w:after="80"/>
+      </w:pPr>
+      <w:r>
+        <w:t xml:space="preserve">For enterprise rollout, wrap the install scripts in Jamf, Intune, Kandji, or the manufacturer's normal MDM tooling. Signed .pkg / .msi output still requires your organization's code-signing certificates outside source control.</w:t>
       </w:r>
     </w:p>
     <w:p>

--- a/DOCUMENTS/deploy/LIGHTSAIL_ENTERPRISE_UPDATE_COMMANDS.docx
+++ b/DOCUMENTS/deploy/LIGHTSAIL_ENTERPRISE_UPDATE_COMMANDS.docx
@@ -839,7 +839,7 @@
         <w:spacing w:before="180" w:after="80"/>
       </w:pPr>
       <w:r>
-        <w:t xml:space="preserve">Workstation printers now use the local print agent</w:t>
+        <w:t xml:space="preserve">Workstation printers now use the MSCQR Connector</w:t>
       </w:r>
     </w:p>
     <w:p>
@@ -847,7 +847,7 @@
         <w:spacing w:after="80"/>
       </w:pPr>
       <w:r>
-        <w:t xml:space="preserve">Run this on the manufacturer workstation, not on Lightsail. The agent now supports the normal OS-managed printer path on macOS, Linux, and Windows.</w:t>
+        <w:t xml:space="preserve">Run this on the manufacturer workstation, not on Lightsail.</w:t>
       </w:r>
     </w:p>
     <w:p>
@@ -860,7 +860,95 @@
         <w:spacing w:after="80"/>
       </w:pPr>
       <w:r>
-        <w:t xml:space="preserve">macOS or Linux:</w:t>
+        <w:t xml:space="preserve">Standard rollout:</w:t>
+      </w:r>
+    </w:p>
+    <w:p>
+      <w:r>
+        <w:t xml:space="preserve"/>
+      </w:r>
+    </w:p>
+    <w:p>
+      <w:pPr>
+        <w:pStyle w:val="ListParagraph"/>
+        <w:numPr>
+          <w:ilvl w:val="0"/>
+          <w:numId w:val="1"/>
+        </w:numPr>
+        <w:spacing w:after="60"/>
+      </w:pPr>
+      <w:r>
+        <w:t xml:space="preserve">open the Install Connector page in MSCQR</w:t>
+      </w:r>
+    </w:p>
+    <w:p>
+      <w:pPr>
+        <w:pStyle w:val="ListParagraph"/>
+        <w:numPr>
+          <w:ilvl w:val="0"/>
+          <w:numId w:val="1"/>
+        </w:numPr>
+        <w:spacing w:after="60"/>
+      </w:pPr>
+      <w:r>
+        <w:t xml:space="preserve">download the Mac or Windows package for that workstation</w:t>
+      </w:r>
+    </w:p>
+    <w:p>
+      <w:pPr>
+        <w:pStyle w:val="ListParagraph"/>
+        <w:numPr>
+          <w:ilvl w:val="0"/>
+          <w:numId w:val="1"/>
+        </w:numPr>
+        <w:spacing w:after="60"/>
+      </w:pPr>
+      <w:r>
+        <w:t xml:space="preserve">run the installer once</w:t>
+      </w:r>
+    </w:p>
+    <w:p>
+      <w:pPr>
+        <w:pStyle w:val="ListParagraph"/>
+        <w:numPr>
+          <w:ilvl w:val="0"/>
+          <w:numId w:val="1"/>
+        </w:numPr>
+        <w:spacing w:after="60"/>
+      </w:pPr>
+      <w:r>
+        <w:t xml:space="preserve">confirm the printer already appears in the operating-system printer list</w:t>
+      </w:r>
+    </w:p>
+    <w:p>
+      <w:pPr>
+        <w:pStyle w:val="ListParagraph"/>
+        <w:numPr>
+          <w:ilvl w:val="0"/>
+          <w:numId w:val="1"/>
+        </w:numPr>
+        <w:spacing w:after="60"/>
+      </w:pPr>
+      <w:r>
+        <w:t xml:space="preserve">open Printer Setup in MSCQR and confirm the printer shows as ready</w:t>
+      </w:r>
+    </w:p>
+    <w:p>
+      <w:r>
+        <w:t xml:space="preserve"/>
+      </w:r>
+    </w:p>
+    <w:p>
+      <w:pPr>
+        <w:spacing w:after="80"/>
+      </w:pPr>
+      <w:r>
+        <w:t xml:space="preserve">Versioned connector packages now live in:</w:t>
+      </w:r>
+    </w:p>
+    <w:p>
+      <w:r>
+        <w:t xml:space="preserve"/>
       </w:r>
     </w:p>
     <w:p>
@@ -875,91 +963,21 @@
           <w:sz w:val="18"/>
           <w:szCs w:val="18"/>
         </w:rPr>
-        <w:t xml:space="preserve">BASH code</w:t>
-      </w:r>
-    </w:p>
-    <w:p>
-      <w:pPr>
-        <w:spacing w:after="20"/>
-      </w:pPr>
-      <w:r>
-        <w:rPr>
-          <w:rFonts w:ascii="Menlo" w:cs="Menlo" w:eastAsia="Menlo" w:hAnsi="Menlo"/>
-          <w:color w:val="111827"/>
-          <w:sz w:val="20"/>
-          <w:szCs w:val="20"/>
-        </w:rPr>
-        <w:t xml:space="preserve">cd /path/to/genuine-scan-main/backend</w:t>
-      </w:r>
-    </w:p>
-    <w:p>
-      <w:pPr>
-        <w:spacing w:after="20"/>
-      </w:pPr>
-      <w:r>
-        <w:rPr>
-          <w:rFonts w:ascii="Menlo" w:cs="Menlo" w:eastAsia="Menlo" w:hAnsi="Menlo"/>
-          <w:color w:val="111827"/>
-          <w:sz w:val="20"/>
-          <w:szCs w:val="20"/>
-        </w:rPr>
-        <w:t xml:space="preserve">npm ci</w:t>
-      </w:r>
-    </w:p>
-    <w:p>
-      <w:pPr>
-        <w:spacing w:after="20"/>
-      </w:pPr>
-      <w:r>
-        <w:rPr>
-          <w:rFonts w:ascii="Menlo" w:cs="Menlo" w:eastAsia="Menlo" w:hAnsi="Menlo"/>
-          <w:color w:val="111827"/>
-          <w:sz w:val="20"/>
-          <w:szCs w:val="20"/>
-        </w:rPr>
-        <w:t xml:space="preserve">npm run build</w:t>
-      </w:r>
-    </w:p>
-    <w:p>
-      <w:pPr>
-        <w:spacing w:after="20"/>
-      </w:pPr>
-      <w:r>
-        <w:rPr>
-          <w:rFonts w:ascii="Menlo" w:cs="Menlo" w:eastAsia="Menlo" w:hAnsi="Menlo"/>
-          <w:color w:val="111827"/>
-          <w:sz w:val="20"/>
-          <w:szCs w:val="20"/>
-        </w:rPr>
-        <w:t xml:space="preserve">npm run print:agent:install:macos</w:t>
-      </w:r>
-    </w:p>
-    <w:p>
-      <w:pPr>
-        <w:spacing w:after="20"/>
-      </w:pPr>
-      <w:r>
-        <w:rPr>
-          <w:rFonts w:ascii="Menlo" w:cs="Menlo" w:eastAsia="Menlo" w:hAnsi="Menlo"/>
-          <w:color w:val="111827"/>
-          <w:sz w:val="20"/>
-          <w:szCs w:val="20"/>
-        </w:rPr>
-        <w:t xml:space="preserve"># or:</w:t>
-      </w:r>
-    </w:p>
-    <w:p>
-      <w:pPr>
-        <w:spacing w:after="20"/>
-      </w:pPr>
-      <w:r>
-        <w:rPr>
-          <w:rFonts w:ascii="Menlo" w:cs="Menlo" w:eastAsia="Menlo" w:hAnsi="Menlo"/>
-          <w:color w:val="111827"/>
-          <w:sz w:val="20"/>
-          <w:szCs w:val="20"/>
-        </w:rPr>
-        <w:t xml:space="preserve">npm run print:agent:install:linux</w:t>
+        <w:t xml:space="preserve">TEXT code</w:t>
+      </w:r>
+    </w:p>
+    <w:p>
+      <w:pPr>
+        <w:spacing w:after="20"/>
+      </w:pPr>
+      <w:r>
+        <w:rPr>
+          <w:rFonts w:ascii="Menlo" w:cs="Menlo" w:eastAsia="Menlo" w:hAnsi="Menlo"/>
+          <w:color w:val="111827"/>
+          <w:sz w:val="20"/>
+          <w:szCs w:val="20"/>
+        </w:rPr>
+        <w:t xml:space="preserve">backend/local-print-agent/releases/</w:t>
       </w:r>
     </w:p>
     <w:p>
@@ -977,7 +995,12 @@
         <w:spacing w:after="80"/>
       </w:pPr>
       <w:r>
-        <w:t xml:space="preserve">Windows PowerShell:</w:t>
+        <w:t xml:space="preserve">On Lightsail, you can verify the packaged connector files with:</w:t>
+      </w:r>
+    </w:p>
+    <w:p>
+      <w:r>
+        <w:t xml:space="preserve"/>
       </w:r>
     </w:p>
     <w:p>
@@ -992,63 +1015,49 @@
           <w:sz w:val="18"/>
           <w:szCs w:val="18"/>
         </w:rPr>
-        <w:t xml:space="preserve">POWERSHELL code</w:t>
-      </w:r>
-    </w:p>
-    <w:p>
-      <w:pPr>
-        <w:spacing w:after="20"/>
-      </w:pPr>
-      <w:r>
-        <w:rPr>
-          <w:rFonts w:ascii="Menlo" w:cs="Menlo" w:eastAsia="Menlo" w:hAnsi="Menlo"/>
-          <w:color w:val="111827"/>
-          <w:sz w:val="20"/>
-          <w:szCs w:val="20"/>
-        </w:rPr>
-        <w:t xml:space="preserve">cd C:\path\to\genuine-scan-main\backend</w:t>
-      </w:r>
-    </w:p>
-    <w:p>
-      <w:pPr>
-        <w:spacing w:after="20"/>
-      </w:pPr>
-      <w:r>
-        <w:rPr>
-          <w:rFonts w:ascii="Menlo" w:cs="Menlo" w:eastAsia="Menlo" w:hAnsi="Menlo"/>
-          <w:color w:val="111827"/>
-          <w:sz w:val="20"/>
-          <w:szCs w:val="20"/>
-        </w:rPr>
-        <w:t xml:space="preserve">npm ci</w:t>
-      </w:r>
-    </w:p>
-    <w:p>
-      <w:pPr>
-        <w:spacing w:after="20"/>
-      </w:pPr>
-      <w:r>
-        <w:rPr>
-          <w:rFonts w:ascii="Menlo" w:cs="Menlo" w:eastAsia="Menlo" w:hAnsi="Menlo"/>
-          <w:color w:val="111827"/>
-          <w:sz w:val="20"/>
-          <w:szCs w:val="20"/>
-        </w:rPr>
-        <w:t xml:space="preserve">npm run build</w:t>
-      </w:r>
-    </w:p>
-    <w:p>
-      <w:pPr>
-        <w:spacing w:after="20"/>
-      </w:pPr>
-      <w:r>
-        <w:rPr>
-          <w:rFonts w:ascii="Menlo" w:cs="Menlo" w:eastAsia="Menlo" w:hAnsi="Menlo"/>
-          <w:color w:val="111827"/>
-          <w:sz w:val="20"/>
-          <w:szCs w:val="20"/>
-        </w:rPr>
-        <w:t xml:space="preserve">npm run print:agent:install:windows</w:t>
+        <w:t xml:space="preserve">BASH code</w:t>
+      </w:r>
+    </w:p>
+    <w:p>
+      <w:pPr>
+        <w:spacing w:after="20"/>
+      </w:pPr>
+      <w:r>
+        <w:rPr>
+          <w:rFonts w:ascii="Menlo" w:cs="Menlo" w:eastAsia="Menlo" w:hAnsi="Menlo"/>
+          <w:color w:val="111827"/>
+          <w:sz w:val="20"/>
+          <w:szCs w:val="20"/>
+        </w:rPr>
+        <w:t xml:space="preserve">cd ~/genuine-scan-main</w:t>
+      </w:r>
+    </w:p>
+    <w:p>
+      <w:pPr>
+        <w:spacing w:after="20"/>
+      </w:pPr>
+      <w:r>
+        <w:rPr>
+          <w:rFonts w:ascii="Menlo" w:cs="Menlo" w:eastAsia="Menlo" w:hAnsi="Menlo"/>
+          <w:color w:val="111827"/>
+          <w:sz w:val="20"/>
+          <w:szCs w:val="20"/>
+        </w:rPr>
+        <w:t xml:space="preserve">find backend/local-print-agent/releases -maxdepth 3 -type f | sort</w:t>
+      </w:r>
+    </w:p>
+    <w:p>
+      <w:pPr>
+        <w:spacing w:after="20"/>
+      </w:pPr>
+      <w:r>
+        <w:rPr>
+          <w:rFonts w:ascii="Menlo" w:cs="Menlo" w:eastAsia="Menlo" w:hAnsi="Menlo"/>
+          <w:color w:val="111827"/>
+          <w:sz w:val="20"/>
+          <w:szCs w:val="20"/>
+        </w:rPr>
+        <w:t xml:space="preserve">cat backend/local-print-agent/releases/manifest.json</w:t>
       </w:r>
     </w:p>
     <w:p>
@@ -1066,162 +1075,7 @@
         <w:spacing w:after="80"/>
       </w:pPr>
       <w:r>
-        <w:t xml:space="preserve">The browser on that same workstation should then load:</w:t>
-      </w:r>
-    </w:p>
-    <w:p>
-      <w:pPr>
-        <w:spacing w:before="140" w:after="60"/>
-      </w:pPr>
-      <w:r>
-        <w:rPr>
-          <w:i/>
-          <w:iCs/>
-          <w:color w:val="6b7280"/>
-          <w:sz w:val="18"/>
-          <w:szCs w:val="18"/>
-        </w:rPr>
-        <w:t xml:space="preserve">BASH code</w:t>
-      </w:r>
-    </w:p>
-    <w:p>
-      <w:pPr>
-        <w:spacing w:after="20"/>
-      </w:pPr>
-      <w:r>
-        <w:rPr>
-          <w:rFonts w:ascii="Menlo" w:cs="Menlo" w:eastAsia="Menlo" w:hAnsi="Menlo"/>
-          <w:color w:val="111827"/>
-          <w:sz w:val="20"/>
-          <w:szCs w:val="20"/>
-        </w:rPr>
-        <w:t xml:space="preserve">curl -sS http://127.0.0.1:17866/status</w:t>
-      </w:r>
-    </w:p>
-    <w:p>
-      <w:r>
-        <w:t xml:space="preserve"/>
-      </w:r>
-    </w:p>
-    <w:p>
-      <w:r>
-        <w:t xml:space="preserve"/>
-      </w:r>
-    </w:p>
-    <w:p>
-      <w:pPr>
-        <w:spacing w:after="80"/>
-      </w:pPr>
-      <w:r>
-        <w:t xml:space="preserve">Manual developer fallback only:</w:t>
-      </w:r>
-    </w:p>
-    <w:p>
-      <w:pPr>
-        <w:spacing w:before="140" w:after="60"/>
-      </w:pPr>
-      <w:r>
-        <w:rPr>
-          <w:i/>
-          <w:iCs/>
-          <w:color w:val="6b7280"/>
-          <w:sz w:val="18"/>
-          <w:szCs w:val="18"/>
-        </w:rPr>
-        <w:t xml:space="preserve">BASH code</w:t>
-      </w:r>
-    </w:p>
-    <w:p>
-      <w:pPr>
-        <w:spacing w:after="20"/>
-      </w:pPr>
-      <w:r>
-        <w:rPr>
-          <w:rFonts w:ascii="Menlo" w:cs="Menlo" w:eastAsia="Menlo" w:hAnsi="Menlo"/>
-          <w:color w:val="111827"/>
-          <w:sz w:val="20"/>
-          <w:szCs w:val="20"/>
-        </w:rPr>
-        <w:t xml:space="preserve">cd /path/to/genuine-scan-main/backend</w:t>
-      </w:r>
-    </w:p>
-    <w:p>
-      <w:pPr>
-        <w:spacing w:after="20"/>
-      </w:pPr>
-      <w:r>
-        <w:rPr>
-          <w:rFonts w:ascii="Menlo" w:cs="Menlo" w:eastAsia="Menlo" w:hAnsi="Menlo"/>
-          <w:color w:val="111827"/>
-          <w:sz w:val="20"/>
-          <w:szCs w:val="20"/>
-        </w:rPr>
-        <w:t xml:space="preserve">npm run print:agent</w:t>
-      </w:r>
-    </w:p>
-    <w:p>
-      <w:r>
-        <w:t xml:space="preserve"/>
-      </w:r>
-    </w:p>
-    <w:p>
-      <w:r>
-        <w:t xml:space="preserve"/>
-      </w:r>
-    </w:p>
-    <w:p>
-      <w:pPr>
-        <w:spacing w:after="80"/>
-      </w:pPr>
-      <w:r>
-        <w:t xml:space="preserve">Installer assets live in:</w:t>
-      </w:r>
-    </w:p>
-    <w:p>
-      <w:pPr>
-        <w:spacing w:before="140" w:after="60"/>
-      </w:pPr>
-      <w:r>
-        <w:rPr>
-          <w:i/>
-          <w:iCs/>
-          <w:color w:val="6b7280"/>
-          <w:sz w:val="18"/>
-          <w:szCs w:val="18"/>
-        </w:rPr>
-        <w:t xml:space="preserve">TEXT code</w:t>
-      </w:r>
-    </w:p>
-    <w:p>
-      <w:pPr>
-        <w:spacing w:after="20"/>
-      </w:pPr>
-      <w:r>
-        <w:rPr>
-          <w:rFonts w:ascii="Menlo" w:cs="Menlo" w:eastAsia="Menlo" w:hAnsi="Menlo"/>
-          <w:color w:val="111827"/>
-          <w:sz w:val="20"/>
-          <w:szCs w:val="20"/>
-        </w:rPr>
-        <w:t xml:space="preserve">backend/local-print-agent/install/</w:t>
-      </w:r>
-    </w:p>
-    <w:p>
-      <w:r>
-        <w:t xml:space="preserve"/>
-      </w:r>
-    </w:p>
-    <w:p>
-      <w:r>
-        <w:t xml:space="preserve"/>
-      </w:r>
-    </w:p>
-    <w:p>
-      <w:pPr>
-        <w:spacing w:after="80"/>
-      </w:pPr>
-      <w:r>
-        <w:t xml:space="preserve">For enterprise rollout, wrap the install scripts in Jamf, Intune, Kandji, or the manufacturer's normal MDM tooling. Signed .pkg / .msi output still requires your organization's code-signing certificates outside source control.</w:t>
+        <w:t xml:space="preserve">For enterprise rollout, distribute the packaged connector through Jamf, Intune, Kandji, or the manufacturer's normal software deployment process. The repository now includes the signed-package target for macOS, but a real production signature still requires your organization's Developer ID certificate outside source control.</w:t>
       </w:r>
     </w:p>
     <w:p>
